--- a/Classwork_ALevel_20260904.docx
+++ b/Classwork_ALevel_20260904.docx
@@ -1128,6 +1128,7 @@
                 <w:lang w:val="en-US" w:eastAsia="zh-CN"/>
               </w:rPr>
             </w:pPr>
+            <w:commentRangeStart w:id="1"/>
             <w:r>
               <w:rPr>
                 <w:rFonts w:eastAsia="ＭＳ 明朝" w:cs="" w:ascii="Courier New" w:hAnsi="Courier New"/>
@@ -1215,6 +1216,13 @@
                 <w:szCs w:val="22"/>
                 <w:lang w:val="en-US" w:eastAsia="en-US" w:bidi="ar-SA"/>
               </w:rPr>
+            </w:r>
+            <w:commentRangeEnd w:id="1"/>
+            <w:r>
+              <w:rPr>
+                <w:rStyle w:val="CommentReference"/>
+              </w:rPr>
+              <w:commentReference w:id="1"/>
             </w:r>
           </w:p>
         </w:tc>
@@ -2736,6 +2744,7 @@
                 <w:lang w:val="en-US" w:eastAsia="en-US" w:bidi="ar-SA"/>
               </w:rPr>
             </w:pPr>
+            <w:commentRangeStart w:id="2"/>
             <w:r>
               <w:rPr>
                 <w:rFonts w:eastAsia="ＭＳ 明朝" w:cs="" w:ascii="Courier New" w:hAnsi="Courier New"/>
@@ -2770,6 +2779,13 @@
                 <w:lang w:val="en-US" w:eastAsia="en-US" w:bidi="ar-SA"/>
               </w:rPr>
               <w:t>the complexity of binary_search is O(logn)</w:t>
+            </w:r>
+            <w:commentRangeEnd w:id="2"/>
+            <w:r>
+              <w:rPr>
+                <w:rStyle w:val="CommentReference"/>
+              </w:rPr>
+              <w:commentReference w:id="2"/>
             </w:r>
           </w:p>
         </w:tc>
@@ -3250,6 +3266,7 @@
                 <w:lang w:eastAsia="zh-CN"/>
               </w:rPr>
             </w:pPr>
+            <w:commentRangeStart w:id="3"/>
             <w:r>
               <w:rPr>
                 <w:rFonts w:eastAsia="宋体" w:cs="" w:ascii="Courier New" w:hAnsi="Courier New"/>
@@ -3645,6 +3662,13 @@
                 <w:lang w:val="en-US" w:eastAsia="zh-CN" w:bidi="ar-SA"/>
               </w:rPr>
               <w:t>return (values, shift_count)</w:t>
+            </w:r>
+            <w:commentRangeEnd w:id="3"/>
+            <w:r>
+              <w:rPr>
+                <w:rStyle w:val="CommentReference"/>
+              </w:rPr>
+              <w:commentReference w:id="3"/>
             </w:r>
           </w:p>
         </w:tc>
@@ -3825,6 +3849,32 @@
     </w:sectPr>
   </w:body>
 </w:document>
+</file>
+
+<file path=word/comments.xml><?xml version="1.0" encoding="utf-8"?>
+<w:comments xmlns:w="http://schemas.openxmlformats.org/wordprocessingml/2006/main">
+  <w:comment w:id="1" w:author="Teacher" w:date="2026-09-05T00:00:00Z">
+    <w:p>
+      <w:r>
+        <w:t>The return -1 is correct. Your reason for it being a valid test is vague - state that it is a boundary case (smallest possible input) that can expose index / return-value errors. (-1 mark)</w:t>
+      </w:r>
+    </w:p>
+  </w:comment>
+  <w:comment w:id="2" w:author="Teacher" w:date="2026-09-05T00:00:00Z">
+    <w:p>
+      <w:r>
+        <w:t>4 comparisons - correct. Explain that the search space halves each time (10 -&gt; 5 -&gt; 2 -&gt; 1), which is why the time complexity is O(log n). Saying just 'O(log n)' does not show the halving mechanism. (-1 mark)</w:t>
+      </w:r>
+    </w:p>
+  </w:comment>
+  <w:comment w:id="3" w:author="Teacher" w:date="2026-09-05T00:00:00Z">
+    <w:p>
+      <w:r>
+        <w:t>shift_count should be initialised to 0, not 1. Starting at 1 over-counts by one - e.g. a list with no shifts would report 1 shift instead of 0. (-2 marks)</w:t>
+      </w:r>
+    </w:p>
+  </w:comment>
+</w:comments>
 </file>
 
 <file path=word/header1.xml><?xml version="1.0" encoding="utf-8"?>
